--- a/원고/2부/러시아어_컨설턴트_24아크.docx
+++ b/원고/2부/러시아어_컨설턴트_24아크.docx
@@ -765,6 +765,42 @@
         <w:t xml:space="preserve"> </w:t>
       </w:r>
       <w:r>
+        <w:t xml:space="preserve">Как у Толстого: «Все счастливые семьи похожи друг на друга, каждая несчастливая семья несчастлива по-своему».</w:t>
+      </w:r>
+    </w:p>
+    <w:p>
+      <w:pPr>
+        <w:pStyle w:val="BodyText"/>
+      </w:pPr>
+      <w:r>
+        <w:rPr>
+          <w:bCs/>
+          <w:b/>
+        </w:rPr>
+        <w:t xml:space="preserve">Есения:</w:t>
+      </w:r>
+      <w:r>
+        <w:t xml:space="preserve"> </w:t>
+      </w:r>
+      <w:r>
+        <w:t xml:space="preserve">(Грустно улыбнувшись) Наша — несчастлива именно так. Тихо, за семейным ужином.</w:t>
+      </w:r>
+    </w:p>
+    <w:p>
+      <w:pPr>
+        <w:pStyle w:val="BodyText"/>
+      </w:pPr>
+      <w:r>
+        <w:rPr>
+          <w:bCs/>
+          <w:b/>
+        </w:rPr>
+        <w:t xml:space="preserve">Настя:</w:t>
+      </w:r>
+      <w:r>
+        <w:t xml:space="preserve"> </w:t>
+      </w:r>
+      <w:r>
         <w:t xml:space="preserve">Понимаем эту боль. Хотя — ограничение нашей власти — не решит эту проблему в корне.</w:t>
       </w:r>
     </w:p>
@@ -1896,6 +1932,24 @@
       </w:r>
       <w:r>
         <w:t xml:space="preserve">(Тронут) Ценю это больше, чем вы думаете. Утечка — скорее всего от кого-то из младшего персонала — разберусь.</w:t>
+      </w:r>
+    </w:p>
+    <w:p>
+      <w:pPr>
+        <w:pStyle w:val="BodyText"/>
+      </w:pPr>
+      <w:r>
+        <w:rPr>
+          <w:bCs/>
+          <w:b/>
+        </w:rPr>
+        <w:t xml:space="preserve">Настя:</w:t>
+      </w:r>
+      <w:r>
+        <w:t xml:space="preserve"> </w:t>
+      </w:r>
+      <w:r>
+        <w:t xml:space="preserve">Знаете, не было бы счастья, да несчастье помогло — впервые за месяц мы с вами по одну сторону стола.</w:t>
       </w:r>
     </w:p>
     <w:p>

--- a/원고/2부/러시아어_컨설턴트_24아크.docx
+++ b/원고/2부/러시아어_컨설턴트_24아크.docx
@@ -2996,6 +2996,222 @@
       </w:r>
       <w:r>
         <w:t xml:space="preserve">Согласен. Идём — дальше с укреплённой командой не ослабленной.</w:t>
+      </w:r>
+    </w:p>
+    <w:p>
+      <w:r>
+        <w:br w:type="page"/>
+      </w:r>
+    </w:p>
+    <w:p>
+      <w:pPr>
+        <w:pStyle w:val="BodyText"/>
+      </w:pPr>
+      <w:r>
+        <w:rPr>
+          <w:b/>
+          <w:bCs/>
+          <w:sz w:val="32"/>
+          <w:szCs w:val="32"/>
+        </w:rPr>
+        <w:t xml:space="preserve">📚 인용 해설 노트 — 24아크</w:t>
+      </w:r>
+    </w:p>
+    <w:p>
+      <w:pPr>
+        <w:pStyle w:val="BodyText"/>
+      </w:pPr>
+      <w:r>
+        <w:rPr/>
+        <w:t xml:space="preserve">이 화에 나온 러시아 고전 인용과 속담의 뜻, 원작 맥락, 쓰인 장면, 실제 대화에서 쓰는 요령을 정리했습니다.</w:t>
+      </w:r>
+    </w:p>
+    <w:p>
+      <w:pPr>
+        <w:pStyle w:val="BodyText"/>
+      </w:pPr>
+      <w:r>
+        <w:rPr>
+          <w:b/>
+          <w:bCs/>
+          <w:sz w:val="24"/>
+          <w:szCs w:val="24"/>
+        </w:rPr>
+        <w:t xml:space="preserve">인용 1 · «Все счастливые семьи похожи друг на друга, каждая несчастливая семья несчастлива по-своему»</w:t>
+      </w:r>
+    </w:p>
+    <w:p>
+      <w:pPr>
+        <w:pStyle w:val="BodyText"/>
+      </w:pPr>
+      <w:r>
+        <w:rPr>
+          <w:b/>
+          <w:bCs/>
+        </w:rPr>
+        <w:t xml:space="preserve">출전: </w:t>
+      </w:r>
+      <w:r>
+        <w:rPr/>
+        <w:t xml:space="preserve">레프 톨스토이, 『안나 카레니나』 첫 문장</w:t>
+      </w:r>
+    </w:p>
+    <w:p>
+      <w:pPr>
+        <w:pStyle w:val="BodyText"/>
+      </w:pPr>
+      <w:r>
+        <w:rPr>
+          <w:b/>
+          <w:bCs/>
+        </w:rPr>
+        <w:t xml:space="preserve">뜻: </w:t>
+      </w:r>
+      <w:r>
+        <w:rPr/>
+        <w:t xml:space="preserve">행복한 가정은 모두 비슷하고, 불행한 가정은 저마다 다르게 불행하다.</w:t>
+      </w:r>
+    </w:p>
+    <w:p>
+      <w:pPr>
+        <w:pStyle w:val="BodyText"/>
+      </w:pPr>
+      <w:r>
+        <w:rPr>
+          <w:b/>
+          <w:bCs/>
+        </w:rPr>
+        <w:t xml:space="preserve">원작·유래: </w:t>
+      </w:r>
+      <w:r>
+        <w:rPr/>
+        <w:t xml:space="preserve">세계 문학에서 가장 유명한 첫 문장 가운데 하나입니다. 이 문장 다음에 «Всё смешалось в доме Облонских»(오블론스키 집안은 모든 것이 뒤죽박죽이었다)가 이어집니다.</w:t>
+      </w:r>
+    </w:p>
+    <w:p>
+      <w:pPr>
+        <w:pStyle w:val="BodyText"/>
+      </w:pPr>
+      <w:r>
+        <w:rPr>
+          <w:b/>
+          <w:bCs/>
+        </w:rPr>
+        <w:t xml:space="preserve">이 화에서: </w:t>
+      </w:r>
+      <w:r>
+        <w:rPr/>
+        <w:t xml:space="preserve">창업주 아들 아르테미가 평생 아버지의 인정을 갈망해 왔다는 이야기를 듣고 나스탸가 인용하자, 누이 예세니야가 '우리 집은 저녁 식탁에서 조용히 불행하다'고 답합니다.</w:t>
+      </w:r>
+    </w:p>
+    <w:p>
+      <w:pPr>
+        <w:pStyle w:val="BodyText"/>
+      </w:pPr>
+      <w:r>
+        <w:rPr>
+          <w:b/>
+          <w:bCs/>
+        </w:rPr>
+        <w:t xml:space="preserve">대화 활용 팁: </w:t>
+      </w:r>
+      <w:r>
+        <w:rPr/>
+        <w:t xml:space="preserve">가족 경영, 동업, 조직 내 갈등의 개별성을 이야기할 때 씁니다. 남의 가정사에 직접 쓰면 실례가 될 수 있으니 이 장면처럼 상대가 먼저 털어놓았을 때 공감의 말로 쓰세요.</w:t>
+      </w:r>
+    </w:p>
+    <w:p>
+      <w:pPr>
+        <w:pStyle w:val="BodyText"/>
+      </w:pPr>
+      <w:r>
+        <w:rPr>
+          <w:b/>
+          <w:bCs/>
+          <w:sz w:val="24"/>
+          <w:szCs w:val="24"/>
+        </w:rPr>
+        <w:t xml:space="preserve">인용 2 · «Не было бы счастья, да несчастье помогло»</w:t>
+      </w:r>
+    </w:p>
+    <w:p>
+      <w:pPr>
+        <w:pStyle w:val="BodyText"/>
+      </w:pPr>
+      <w:r>
+        <w:rPr>
+          <w:b/>
+          <w:bCs/>
+        </w:rPr>
+        <w:t xml:space="preserve">출전: </w:t>
+      </w:r>
+      <w:r>
+        <w:rPr/>
+        <w:t xml:space="preserve">러시아 속담</w:t>
+      </w:r>
+    </w:p>
+    <w:p>
+      <w:pPr>
+        <w:pStyle w:val="BodyText"/>
+      </w:pPr>
+      <w:r>
+        <w:rPr>
+          <w:b/>
+          <w:bCs/>
+        </w:rPr>
+        <w:t xml:space="preserve">뜻: </w:t>
+      </w:r>
+      <w:r>
+        <w:rPr/>
+        <w:t xml:space="preserve">불행이 행복을 도왔다. 우리말 '전화위복'과 같습니다.</w:t>
+      </w:r>
+    </w:p>
+    <w:p>
+      <w:pPr>
+        <w:pStyle w:val="BodyText"/>
+      </w:pPr>
+      <w:r>
+        <w:rPr>
+          <w:b/>
+          <w:bCs/>
+        </w:rPr>
+        <w:t xml:space="preserve">원작·유래: </w:t>
+      </w:r>
+      <w:r>
+        <w:rPr/>
+        <w:t xml:space="preserve">나쁜 일이 뜻밖에 좋은 결과로 이어졌을 때 쓰는 말입니다. 직역하면 '행복이 없었을 텐데 불행이 도왔다'입니다.</w:t>
+      </w:r>
+    </w:p>
+    <w:p>
+      <w:pPr>
+        <w:pStyle w:val="BodyText"/>
+      </w:pPr>
+      <w:r>
+        <w:rPr>
+          <w:b/>
+          <w:bCs/>
+        </w:rPr>
+        <w:t xml:space="preserve">이 화에서: </w:t>
+      </w:r>
+      <w:r>
+        <w:rPr/>
+        <w:t xml:space="preserve">내부 갈등이 언론에 유출된 위기가 오히려 아르테미와 경영진을 한편으로 묶자 나스탸가 말합니다.</w:t>
+      </w:r>
+    </w:p>
+    <w:p>
+      <w:pPr>
+        <w:pStyle w:val="BodyText"/>
+      </w:pPr>
+      <w:r>
+        <w:rPr>
+          <w:b/>
+          <w:bCs/>
+        </w:rPr>
+        <w:t xml:space="preserve">대화 활용 팁: </w:t>
+      </w:r>
+      <w:r>
+        <w:rPr/>
+        <w:t xml:space="preserve">위기 뒤에 관계가 좋아지거나 새로운 기회가 생겼을 때 씁니다. 긍정적인 마무리 멘트로 아주 좋습니다.</w:t>
       </w:r>
     </w:p>
     <w:sectPr/>
